--- a/docs/plans/containerization.docx
+++ b/docs/plans/containerization.docx
@@ -174,7 +174,112 @@
         <w:t xml:space="preserve">TMX_CPU</w:t>
       </w:r>
       <w:r>
-        <w:t xml:space="preserve">)</w:t>
+        <w:t xml:space="preserve">) —</w:t>
+      </w:r>
+      <w:r>
+        <w:t xml:space="preserve"> </w:t>
+      </w:r>
+      <w:r>
+        <w:rPr>
+          <w:b/>
+          <w:bCs/>
+        </w:rPr>
+        <w:t xml:space="preserve">amended v1.0.37</w:t>
+      </w:r>
+      <w:r>
+        <w:rPr>
+          <w:b/>
+          <w:bCs/>
+        </w:rPr>
+        <w:t xml:space="preserve"> </w:t>
+      </w:r>
+      <w:r>
+        <w:rPr>
+          <w:b/>
+          <w:bCs/>
+        </w:rPr>
+        <w:t xml:space="preserve">(2026-07-22):</w:t>
+      </w:r>
+      <w:r>
+        <w:t xml:space="preserve"> </w:t>
+      </w:r>
+      <w:r>
+        <w:t xml:space="preserve">the fixed 200% default was the proven root cause of</w:t>
+      </w:r>
+      <w:r>
+        <w:t xml:space="preserve"> </w:t>
+      </w:r>
+      <w:r>
+        <w:t xml:space="preserve">progressive session sluggishness on many-core hosts (whole session tree,</w:t>
+      </w:r>
+      <w:r>
+        <w:t xml:space="preserve"> </w:t>
+      </w:r>
+      <w:r>
+        <w:t xml:space="preserve">tmux server included, squeezed into 2 cores → CFS throttling froze typing</w:t>
+      </w:r>
+      <w:r>
+        <w:t xml:space="preserve"> </w:t>
+      </w:r>
+      <w:r>
+        <w:t xml:space="preserve">echo/timers). Default is now host-adaptive:</w:t>
+      </w:r>
+      <w:r>
+        <w:t xml:space="preserve"> </w:t>
+      </w:r>
+      <w:r>
+        <w:rPr>
+          <w:rStyle w:val="VerbatimChar"/>
+        </w:rPr>
+        <w:t xml:space="preserve">cores × 15%</w:t>
+      </w:r>
+      <w:r>
+        <w:t xml:space="preserve"> </w:t>
+      </w:r>
+      <w:r>
+        <w:t xml:space="preserve">(60% of the host</w:t>
+      </w:r>
+      <w:r>
+        <w:t xml:space="preserve"> </w:t>
+      </w:r>
+      <w:r>
+        <w:t xml:space="preserve">shared across 4 assumed sessions, mirroring the memory default), floored</w:t>
+      </w:r>
+      <w:r>
+        <w:t xml:space="preserve"> </w:t>
+      </w:r>
+      <w:r>
+        <w:t xml:space="preserve">at 200%.</w:t>
+      </w:r>
+      <w:r>
+        <w:t xml:space="preserve"> </w:t>
+      </w:r>
+      <w:r>
+        <w:rPr>
+          <w:rStyle w:val="VerbatimChar"/>
+        </w:rPr>
+        <w:t xml:space="preserve">TMX_CPU=&lt;pct&gt;</w:t>
+      </w:r>
+      <w:r>
+        <w:t xml:space="preserve"> </w:t>
+      </w:r>
+      <w:r>
+        <w:t xml:space="preserve">still overrides;</w:t>
+      </w:r>
+      <w:r>
+        <w:t xml:space="preserve"> </w:t>
+      </w:r>
+      <w:r>
+        <w:rPr>
+          <w:rStyle w:val="VerbatimChar"/>
+        </w:rPr>
+        <w:t xml:space="preserve">TMX_CPU=auto</w:t>
+      </w:r>
+      <w:r>
+        <w:t xml:space="preserve"> </w:t>
+      </w:r>
+      <w:r>
+        <w:t xml:space="preserve">= adaptive.</w:t>
       </w:r>
     </w:p>
     <w:p>
@@ -751,7 +856,19 @@
         <w:t xml:space="preserve"> </w:t>
       </w:r>
       <w:r>
-        <w:t xml:space="preserve">(default</w:t>
+        <w:t xml:space="preserve">(default host-adaptive since v1.0.37:</w:t>
+      </w:r>
+      <w:r>
+        <w:t xml:space="preserve"> </w:t>
+      </w:r>
+      <w:r>
+        <w:rPr>
+          <w:rStyle w:val="VerbatimChar"/>
+        </w:rPr>
+        <w:t xml:space="preserve">cores × 15%</w:t>
+      </w:r>
+      <w:r>
+        <w:t xml:space="preserve">, floor</w:t>
       </w:r>
       <w:r>
         <w:t xml:space="preserve"> </w:t>
@@ -763,7 +880,22 @@
         <w:t xml:space="preserve">200%</w:t>
       </w:r>
       <w:r>
-        <w:t xml:space="preserve">) —</w:t>
+        <w:t xml:space="preserve">; was fixed</w:t>
+      </w:r>
+      <w:r>
+        <w:t xml:space="preserve"> </w:t>
+      </w:r>
+      <w:r>
+        <w:rPr>
+          <w:rStyle w:val="VerbatimChar"/>
+        </w:rPr>
+        <w:t xml:space="preserve">200%</w:t>
+      </w:r>
+      <w:r>
+        <w:t xml:space="preserve"> </w:t>
+      </w:r>
+      <w:r>
+        <w:t xml:space="preserve">before) —</w:t>
       </w:r>
       <w:r>
         <w:t xml:space="preserve"> </w:t>
@@ -779,6 +911,117 @@
       </w:r>
       <w:r>
         <w:t xml:space="preserve">per scope</w:t>
+      </w:r>
+    </w:p>
+    <w:p>
+      <w:pPr>
+        <w:pStyle w:val="Compact"/>
+        <w:numPr>
+          <w:ilvl w:val="0"/>
+          <w:numId w:val="1002"/>
+        </w:numPr>
+      </w:pPr>
+      <w:r>
+        <w:rPr>
+          <w:rStyle w:val="VerbatimChar"/>
+        </w:rPr>
+        <w:t xml:space="preserve">TMX_CPU_BURST</w:t>
+      </w:r>
+      <w:r>
+        <w:t xml:space="preserve"> </w:t>
+      </w:r>
+      <w:r>
+        <w:t xml:space="preserve">(since v1.0.37; default</w:t>
+      </w:r>
+      <w:r>
+        <w:t xml:space="preserve"> </w:t>
+      </w:r>
+      <w:r>
+        <w:rPr>
+          <w:rStyle w:val="VerbatimChar"/>
+        </w:rPr>
+        <w:t xml:space="preserve">auto</w:t>
+      </w:r>
+      <w:r>
+        <w:t xml:space="preserve"> </w:t>
+      </w:r>
+      <w:r>
+        <w:t xml:space="preserve">= quota-sized) —</w:t>
+      </w:r>
+      <w:r>
+        <w:t xml:space="preserve"> </w:t>
+      </w:r>
+      <w:r>
+        <w:rPr>
+          <w:rStyle w:val="VerbatimChar"/>
+        </w:rPr>
+        <w:t xml:space="preserve">cpu.max.burst</w:t>
+      </w:r>
+      <w:r>
+        <w:t xml:space="preserve"> </w:t>
+      </w:r>
+      <w:r>
+        <w:t xml:space="preserve">CFS burst bank per scope, written directly to the</w:t>
+      </w:r>
+      <w:r>
+        <w:t xml:space="preserve"> </w:t>
+      </w:r>
+      <w:r>
+        <w:t xml:space="preserve">delegated cgroup after scope creation. The kernel caps burst ≤ quota,</w:t>
+      </w:r>
+      <w:r>
+        <w:t xml:space="preserve"> </w:t>
+      </w:r>
+      <w:r>
+        <w:t xml:space="preserve">so the long-term rate stays</w:t>
+      </w:r>
+      <w:r>
+        <w:t xml:space="preserve"> </w:t>
+      </w:r>
+      <w:r>
+        <w:rPr>
+          <w:rStyle w:val="VerbatimChar"/>
+        </w:rPr>
+        <w:t xml:space="preserve">CPUQuota</w:t>
+      </w:r>
+      <w:r>
+        <w:t xml:space="preserve">-bounded (runaway containment</w:t>
+      </w:r>
+      <w:r>
+        <w:t xml:space="preserve"> </w:t>
+      </w:r>
+      <w:r>
+        <w:t xml:space="preserve">preserved);</w:t>
+      </w:r>
+      <w:r>
+        <w:t xml:space="preserve"> </w:t>
+      </w:r>
+      <w:r>
+        <w:rPr>
+          <w:rStyle w:val="VerbatimChar"/>
+        </w:rPr>
+        <w:t xml:space="preserve">0</w:t>
+      </w:r>
+      <w:r>
+        <w:t xml:space="preserve"> </w:t>
+      </w:r>
+      <w:r>
+        <w:t xml:space="preserve">disables; silently skipped on kernels without</w:t>
+      </w:r>
+      <w:r>
+        <w:t xml:space="preserve"> </w:t>
+      </w:r>
+      <w:r>
+        <w:rPr>
+          <w:rStyle w:val="VerbatimChar"/>
+        </w:rPr>
+        <w:t xml:space="preserve">cpu.max.burst</w:t>
+      </w:r>
+      <w:r>
+        <w:t xml:space="preserve"> </w:t>
+      </w:r>
+      <w:r>
+        <w:t xml:space="preserve">(&lt; 5.14 / cgroup-v1).</w:t>
       </w:r>
     </w:p>
     <w:bookmarkEnd w:id="12"/>
